--- a/tillsyn/A 50317-2024 tillsynsbegäran.docx
+++ b/tillsyn/A 50317-2024 tillsynsbegäran.docx
@@ -218,7 +218,7 @@
     <w:r>
       <w:tab/>
       <w:tab/>
-      <w:t>2024-11-29</w:t>
+      <w:t>2024-11-30</w:t>
       <w:br/>
       <w:br/>
     </w:r>

--- a/tillsyn/A 50317-2024 tillsynsbegäran.docx
+++ b/tillsyn/A 50317-2024 tillsynsbegäran.docx
@@ -218,7 +218,7 @@
     <w:r>
       <w:tab/>
       <w:tab/>
-      <w:t>2024-11-30</w:t>
+      <w:t>2024-12-01</w:t>
       <w:br/>
       <w:br/>
     </w:r>

--- a/tillsyn/A 50317-2024 tillsynsbegäran.docx
+++ b/tillsyn/A 50317-2024 tillsynsbegäran.docx
@@ -218,7 +218,7 @@
     <w:r>
       <w:tab/>
       <w:tab/>
-      <w:t>2024-12-01</w:t>
+      <w:t>2024-12-02</w:t>
       <w:br/>
       <w:br/>
     </w:r>

--- a/tillsyn/A 50317-2024 tillsynsbegäran.docx
+++ b/tillsyn/A 50317-2024 tillsynsbegäran.docx
@@ -7,7 +7,7 @@
         <w:pStyle w:val="Title"/>
       </w:pPr>
       <w:r>
-        <w:t>Tillsynsbegäran - information om höga naturvärden i avverkningsanmälan A 50317-2024 i Bergs kommun</w:t>
+        <w:t>Tillsynsbegäran – information om höga naturvärden i avverkningsanmälan A 50317-2024 i Bergs kommun</w:t>
       </w:r>
     </w:p>
     <w:p>
@@ -90,6 +90,17 @@
         <w:t>Figur 1. Fyndplatser för naturvårdsarter i det avverkningsanmälda området (röd linje). Markörer utan svart kant är placerade på fyndplatsen. Markörer med svart kant är placerade vid sidan av fyndplatsen och har ett svart streck som visar fyndplatsens exakta position. Kartans mittpunktskoordinat är N 6968188, E 423157 i SWEREF 99 TM.</w:t>
       </w:r>
     </w:p>
+    <w:p>
+      <w:r>
+        <w:rPr>
+          <w:b/>
+        </w:rPr>
+        <w:t>Smalfotad taggsvamp (VU)</w:t>
+      </w:r>
+      <w:r>
+        <w:t>, rödlistad som sårbar, växer på marken under lågor eller fallna stubbar i brandpräglad torr tallskog med lång kontinuitet. Arten är starkt associerad till kolad ved från tallar som sannolikt varit med om flera historiska skogsbränder. Detta är en process som kan ta många hundra år och det tar således mycket lång tid att återskapa lämpliga substrat. Smalfotad taggsvamp är placerad i toppen av Skogsstyrelsens värdepyramid för bedömning av skog med höga naturvärden samt globalt rödlistad som sårbar (VU) vilket innebär att Sverige har ett internationellt ansvar för arten (IUCN Redlist, 2024; Nitare &amp; Skogsstyrelsen, 2019; SLU Artdatabanken, 2024).</w:t>
+      </w:r>
+    </w:p>
     <w:sectPr>
       <w:headerReference w:type="even" r:id="rId8"/>
       <w:headerReference w:type="default" r:id="rId9"/>
@@ -218,7 +229,7 @@
     <w:r>
       <w:tab/>
       <w:tab/>
-      <w:t>2024-12-02</w:t>
+      <w:t>2024-12-03</w:t>
       <w:br/>
       <w:br/>
     </w:r>

--- a/tillsyn/A 50317-2024 tillsynsbegäran.docx
+++ b/tillsyn/A 50317-2024 tillsynsbegäran.docx
@@ -229,7 +229,7 @@
     <w:r>
       <w:tab/>
       <w:tab/>
-      <w:t>2024-12-03</w:t>
+      <w:t>2024-12-04</w:t>
       <w:br/>
       <w:br/>
     </w:r>

--- a/tillsyn/A 50317-2024 tillsynsbegäran.docx
+++ b/tillsyn/A 50317-2024 tillsynsbegäran.docx
@@ -229,7 +229,7 @@
     <w:r>
       <w:tab/>
       <w:tab/>
-      <w:t>2024-12-04</w:t>
+      <w:t>2024-12-05</w:t>
       <w:br/>
       <w:br/>
     </w:r>

--- a/tillsyn/A 50317-2024 tillsynsbegäran.docx
+++ b/tillsyn/A 50317-2024 tillsynsbegäran.docx
@@ -229,7 +229,7 @@
     <w:r>
       <w:tab/>
       <w:tab/>
-      <w:t>2024-12-05</w:t>
+      <w:t>2024-12-07</w:t>
       <w:br/>
       <w:br/>
     </w:r>

--- a/tillsyn/A 50317-2024 tillsynsbegäran.docx
+++ b/tillsyn/A 50317-2024 tillsynsbegäran.docx
@@ -229,7 +229,7 @@
     <w:r>
       <w:tab/>
       <w:tab/>
-      <w:t>2024-12-07</w:t>
+      <w:t>2024-12-08</w:t>
       <w:br/>
       <w:br/>
     </w:r>

--- a/tillsyn/A 50317-2024 tillsynsbegäran.docx
+++ b/tillsyn/A 50317-2024 tillsynsbegäran.docx
@@ -229,7 +229,7 @@
     <w:r>
       <w:tab/>
       <w:tab/>
-      <w:t>2024-12-08</w:t>
+      <w:t>2024-12-09</w:t>
       <w:br/>
       <w:br/>
     </w:r>

--- a/tillsyn/A 50317-2024 tillsynsbegäran.docx
+++ b/tillsyn/A 50317-2024 tillsynsbegäran.docx
@@ -229,7 +229,7 @@
     <w:r>
       <w:tab/>
       <w:tab/>
-      <w:t>2024-12-09</w:t>
+      <w:t>2024-12-10</w:t>
       <w:br/>
       <w:br/>
     </w:r>

--- a/tillsyn/A 50317-2024 tillsynsbegäran.docx
+++ b/tillsyn/A 50317-2024 tillsynsbegäran.docx
@@ -229,7 +229,7 @@
     <w:r>
       <w:tab/>
       <w:tab/>
-      <w:t>2024-12-10</w:t>
+      <w:t>2024-12-11</w:t>
       <w:br/>
       <w:br/>
     </w:r>

--- a/tillsyn/A 50317-2024 tillsynsbegäran.docx
+++ b/tillsyn/A 50317-2024 tillsynsbegäran.docx
@@ -229,7 +229,7 @@
     <w:r>
       <w:tab/>
       <w:tab/>
-      <w:t>2024-12-11</w:t>
+      <w:t>2024-12-12</w:t>
       <w:br/>
       <w:br/>
     </w:r>

--- a/tillsyn/A 50317-2024 tillsynsbegäran.docx
+++ b/tillsyn/A 50317-2024 tillsynsbegäran.docx
@@ -229,7 +229,7 @@
     <w:r>
       <w:tab/>
       <w:tab/>
-      <w:t>2024-12-12</w:t>
+      <w:t>2024-12-13</w:t>
       <w:br/>
       <w:br/>
     </w:r>

--- a/tillsyn/A 50317-2024 tillsynsbegäran.docx
+++ b/tillsyn/A 50317-2024 tillsynsbegäran.docx
@@ -229,7 +229,7 @@
     <w:r>
       <w:tab/>
       <w:tab/>
-      <w:t>2024-12-13</w:t>
+      <w:t>2024-12-14</w:t>
       <w:br/>
       <w:br/>
     </w:r>

--- a/tillsyn/A 50317-2024 tillsynsbegäran.docx
+++ b/tillsyn/A 50317-2024 tillsynsbegäran.docx
@@ -229,7 +229,7 @@
     <w:r>
       <w:tab/>
       <w:tab/>
-      <w:t>2024-12-14</w:t>
+      <w:t>2024-12-15</w:t>
       <w:br/>
       <w:br/>
     </w:r>

--- a/tillsyn/A 50317-2024 tillsynsbegäran.docx
+++ b/tillsyn/A 50317-2024 tillsynsbegäran.docx
@@ -229,7 +229,7 @@
     <w:r>
       <w:tab/>
       <w:tab/>
-      <w:t>2024-12-15</w:t>
+      <w:t>2024-12-16</w:t>
       <w:br/>
       <w:br/>
     </w:r>

--- a/tillsyn/A 50317-2024 tillsynsbegäran.docx
+++ b/tillsyn/A 50317-2024 tillsynsbegäran.docx
@@ -229,7 +229,7 @@
     <w:r>
       <w:tab/>
       <w:tab/>
-      <w:t>2024-12-16</w:t>
+      <w:t>2024-12-17</w:t>
       <w:br/>
       <w:br/>
     </w:r>

--- a/tillsyn/A 50317-2024 tillsynsbegäran.docx
+++ b/tillsyn/A 50317-2024 tillsynsbegäran.docx
@@ -229,7 +229,7 @@
     <w:r>
       <w:tab/>
       <w:tab/>
-      <w:t>2024-12-17</w:t>
+      <w:t>2024-12-18</w:t>
       <w:br/>
       <w:br/>
     </w:r>

--- a/tillsyn/A 50317-2024 tillsynsbegäran.docx
+++ b/tillsyn/A 50317-2024 tillsynsbegäran.docx
@@ -229,7 +229,7 @@
     <w:r>
       <w:tab/>
       <w:tab/>
-      <w:t>2024-12-18</w:t>
+      <w:t>2024-12-19</w:t>
       <w:br/>
       <w:br/>
     </w:r>

--- a/tillsyn/A 50317-2024 tillsynsbegäran.docx
+++ b/tillsyn/A 50317-2024 tillsynsbegäran.docx
@@ -229,7 +229,7 @@
     <w:r>
       <w:tab/>
       <w:tab/>
-      <w:t>2024-12-19</w:t>
+      <w:t>2024-12-20</w:t>
       <w:br/>
       <w:br/>
     </w:r>

--- a/tillsyn/A 50317-2024 tillsynsbegäran.docx
+++ b/tillsyn/A 50317-2024 tillsynsbegäran.docx
@@ -229,7 +229,7 @@
     <w:r>
       <w:tab/>
       <w:tab/>
-      <w:t>2024-12-20</w:t>
+      <w:t>2024-12-22</w:t>
       <w:br/>
       <w:br/>
     </w:r>

--- a/tillsyn/A 50317-2024 tillsynsbegäran.docx
+++ b/tillsyn/A 50317-2024 tillsynsbegäran.docx
@@ -229,7 +229,7 @@
     <w:r>
       <w:tab/>
       <w:tab/>
-      <w:t>2024-12-22</w:t>
+      <w:t>2024-12-23</w:t>
       <w:br/>
       <w:br/>
     </w:r>

--- a/tillsyn/A 50317-2024 tillsynsbegäran.docx
+++ b/tillsyn/A 50317-2024 tillsynsbegäran.docx
@@ -229,7 +229,7 @@
     <w:r>
       <w:tab/>
       <w:tab/>
-      <w:t>2024-12-23</w:t>
+      <w:t>2024-12-24</w:t>
       <w:br/>
       <w:br/>
     </w:r>

--- a/tillsyn/A 50317-2024 tillsynsbegäran.docx
+++ b/tillsyn/A 50317-2024 tillsynsbegäran.docx
@@ -229,7 +229,7 @@
     <w:r>
       <w:tab/>
       <w:tab/>
-      <w:t>2024-12-31</w:t>
+      <w:t>2025-01-01</w:t>
       <w:br/>
       <w:br/>
     </w:r>

--- a/tillsyn/A 50317-2024 tillsynsbegäran.docx
+++ b/tillsyn/A 50317-2024 tillsynsbegäran.docx
@@ -229,7 +229,7 @@
     <w:r>
       <w:tab/>
       <w:tab/>
-      <w:t>2025-01-01</w:t>
+      <w:t>2025-01-02</w:t>
       <w:br/>
       <w:br/>
     </w:r>

--- a/tillsyn/A 50317-2024 tillsynsbegäran.docx
+++ b/tillsyn/A 50317-2024 tillsynsbegäran.docx
@@ -229,7 +229,7 @@
     <w:r>
       <w:tab/>
       <w:tab/>
-      <w:t>2025-01-02</w:t>
+      <w:t>2025-01-03</w:t>
       <w:br/>
       <w:br/>
     </w:r>

--- a/tillsyn/A 50317-2024 tillsynsbegäran.docx
+++ b/tillsyn/A 50317-2024 tillsynsbegäran.docx
@@ -229,7 +229,7 @@
     <w:r>
       <w:tab/>
       <w:tab/>
-      <w:t>2025-01-30</w:t>
+      <w:t>2025-01-31</w:t>
       <w:br/>
       <w:br/>
     </w:r>

--- a/tillsyn/A 50317-2024 tillsynsbegäran.docx
+++ b/tillsyn/A 50317-2024 tillsynsbegäran.docx
@@ -229,7 +229,7 @@
     <w:r>
       <w:tab/>
       <w:tab/>
-      <w:t>2025-01-31</w:t>
+      <w:t>2025-02-02</w:t>
       <w:br/>
       <w:br/>
     </w:r>

--- a/tillsyn/A 50317-2024 tillsynsbegäran.docx
+++ b/tillsyn/A 50317-2024 tillsynsbegäran.docx
@@ -229,7 +229,7 @@
     <w:r>
       <w:tab/>
       <w:tab/>
-      <w:t>2025-02-02</w:t>
+      <w:t>2025-02-03</w:t>
       <w:br/>
       <w:br/>
     </w:r>

--- a/tillsyn/A 50317-2024 tillsynsbegäran.docx
+++ b/tillsyn/A 50317-2024 tillsynsbegäran.docx
@@ -229,7 +229,7 @@
     <w:r>
       <w:tab/>
       <w:tab/>
-      <w:t>2025-02-03</w:t>
+      <w:t>2025-02-04</w:t>
       <w:br/>
       <w:br/>
     </w:r>

--- a/tillsyn/A 50317-2024 tillsynsbegäran.docx
+++ b/tillsyn/A 50317-2024 tillsynsbegäran.docx
@@ -229,7 +229,7 @@
     <w:r>
       <w:tab/>
       <w:tab/>
-      <w:t>2025-02-04</w:t>
+      <w:t>2025-02-05</w:t>
       <w:br/>
       <w:br/>
     </w:r>

--- a/tillsyn/A 50317-2024 tillsynsbegäran.docx
+++ b/tillsyn/A 50317-2024 tillsynsbegäran.docx
@@ -229,7 +229,7 @@
     <w:r>
       <w:tab/>
       <w:tab/>
-      <w:t>2025-02-05</w:t>
+      <w:t>2025-02-06</w:t>
       <w:br/>
       <w:br/>
     </w:r>

--- a/tillsyn/A 50317-2024 tillsynsbegäran.docx
+++ b/tillsyn/A 50317-2024 tillsynsbegäran.docx
@@ -229,7 +229,7 @@
     <w:r>
       <w:tab/>
       <w:tab/>
-      <w:t>2025-02-06</w:t>
+      <w:t>2025-02-07</w:t>
       <w:br/>
       <w:br/>
     </w:r>

--- a/tillsyn/A 50317-2024 tillsynsbegäran.docx
+++ b/tillsyn/A 50317-2024 tillsynsbegäran.docx
@@ -229,7 +229,7 @@
     <w:r>
       <w:tab/>
       <w:tab/>
-      <w:t>2025-02-07</w:t>
+      <w:t>2025-02-08</w:t>
       <w:br/>
       <w:br/>
     </w:r>

--- a/tillsyn/A 50317-2024 tillsynsbegäran.docx
+++ b/tillsyn/A 50317-2024 tillsynsbegäran.docx
@@ -229,7 +229,7 @@
     <w:r>
       <w:tab/>
       <w:tab/>
-      <w:t>2025-02-08</w:t>
+      <w:t>2025-02-09</w:t>
       <w:br/>
       <w:br/>
     </w:r>

--- a/tillsyn/A 50317-2024 tillsynsbegäran.docx
+++ b/tillsyn/A 50317-2024 tillsynsbegäran.docx
@@ -229,7 +229,7 @@
     <w:r>
       <w:tab/>
       <w:tab/>
-      <w:t>2025-02-09</w:t>
+      <w:t>2025-02-10</w:t>
       <w:br/>
       <w:br/>
     </w:r>

--- a/tillsyn/A 50317-2024 tillsynsbegäran.docx
+++ b/tillsyn/A 50317-2024 tillsynsbegäran.docx
@@ -229,7 +229,7 @@
     <w:r>
       <w:tab/>
       <w:tab/>
-      <w:t>2025-02-10</w:t>
+      <w:t>2025-02-11</w:t>
       <w:br/>
       <w:br/>
     </w:r>

--- a/tillsyn/A 50317-2024 tillsynsbegäran.docx
+++ b/tillsyn/A 50317-2024 tillsynsbegäran.docx
@@ -229,7 +229,7 @@
     <w:r>
       <w:tab/>
       <w:tab/>
-      <w:t>2025-02-11</w:t>
+      <w:t>2025-02-12</w:t>
       <w:br/>
       <w:br/>
     </w:r>

--- a/tillsyn/A 50317-2024 tillsynsbegäran.docx
+++ b/tillsyn/A 50317-2024 tillsynsbegäran.docx
@@ -229,7 +229,7 @@
     <w:r>
       <w:tab/>
       <w:tab/>
-      <w:t>2025-02-12</w:t>
+      <w:t>2025-02-13</w:t>
       <w:br/>
       <w:br/>
     </w:r>

--- a/tillsyn/A 50317-2024 tillsynsbegäran.docx
+++ b/tillsyn/A 50317-2024 tillsynsbegäran.docx
@@ -229,7 +229,7 @@
     <w:r>
       <w:tab/>
       <w:tab/>
-      <w:t>2025-02-13</w:t>
+      <w:t>2025-02-14</w:t>
       <w:br/>
       <w:br/>
     </w:r>

--- a/tillsyn/A 50317-2024 tillsynsbegäran.docx
+++ b/tillsyn/A 50317-2024 tillsynsbegäran.docx
@@ -229,7 +229,7 @@
     <w:r>
       <w:tab/>
       <w:tab/>
-      <w:t>2025-02-14</w:t>
+      <w:t>2025-02-15</w:t>
       <w:br/>
       <w:br/>
     </w:r>

--- a/tillsyn/A 50317-2024 tillsynsbegäran.docx
+++ b/tillsyn/A 50317-2024 tillsynsbegäran.docx
@@ -229,7 +229,7 @@
     <w:r>
       <w:tab/>
       <w:tab/>
-      <w:t>2025-02-15</w:t>
+      <w:t>2025-02-16</w:t>
       <w:br/>
       <w:br/>
     </w:r>

--- a/tillsyn/A 50317-2024 tillsynsbegäran.docx
+++ b/tillsyn/A 50317-2024 tillsynsbegäran.docx
@@ -229,7 +229,7 @@
     <w:r>
       <w:tab/>
       <w:tab/>
-      <w:t>2025-02-16</w:t>
+      <w:t>2025-02-17</w:t>
       <w:br/>
       <w:br/>
     </w:r>

--- a/tillsyn/A 50317-2024 tillsynsbegäran.docx
+++ b/tillsyn/A 50317-2024 tillsynsbegäran.docx
@@ -229,7 +229,7 @@
     <w:r>
       <w:tab/>
       <w:tab/>
-      <w:t>2025-02-17</w:t>
+      <w:t>2025-02-18</w:t>
       <w:br/>
       <w:br/>
     </w:r>

--- a/tillsyn/A 50317-2024 tillsynsbegäran.docx
+++ b/tillsyn/A 50317-2024 tillsynsbegäran.docx
@@ -229,7 +229,7 @@
     <w:r>
       <w:tab/>
       <w:tab/>
-      <w:t>2025-02-18</w:t>
+      <w:t>2025-02-19</w:t>
       <w:br/>
       <w:br/>
     </w:r>

--- a/tillsyn/A 50317-2024 tillsynsbegäran.docx
+++ b/tillsyn/A 50317-2024 tillsynsbegäran.docx
@@ -229,7 +229,7 @@
     <w:r>
       <w:tab/>
       <w:tab/>
-      <w:t>2025-03-02</w:t>
+      <w:t>2025-03-03</w:t>
       <w:br/>
       <w:br/>
     </w:r>

--- a/tillsyn/A 50317-2024 tillsynsbegäran.docx
+++ b/tillsyn/A 50317-2024 tillsynsbegäran.docx
@@ -229,7 +229,7 @@
     <w:r>
       <w:tab/>
       <w:tab/>
-      <w:t>2025-03-03</w:t>
+      <w:t>2025-03-04</w:t>
       <w:br/>
       <w:br/>
     </w:r>

--- a/tillsyn/A 50317-2024 tillsynsbegäran.docx
+++ b/tillsyn/A 50317-2024 tillsynsbegäran.docx
@@ -229,7 +229,7 @@
     <w:r>
       <w:tab/>
       <w:tab/>
-      <w:t>2025-03-04</w:t>
+      <w:t>2025-03-05</w:t>
       <w:br/>
       <w:br/>
     </w:r>

--- a/tillsyn/A 50317-2024 tillsynsbegäran.docx
+++ b/tillsyn/A 50317-2024 tillsynsbegäran.docx
@@ -229,7 +229,7 @@
     <w:r>
       <w:tab/>
       <w:tab/>
-      <w:t>2025-03-05</w:t>
+      <w:t>2025-03-06</w:t>
       <w:br/>
       <w:br/>
     </w:r>

--- a/tillsyn/A 50317-2024 tillsynsbegäran.docx
+++ b/tillsyn/A 50317-2024 tillsynsbegäran.docx
@@ -229,7 +229,7 @@
     <w:r>
       <w:tab/>
       <w:tab/>
-      <w:t>2025-03-06</w:t>
+      <w:t>2025-03-07</w:t>
       <w:br/>
       <w:br/>
     </w:r>

--- a/tillsyn/A 50317-2024 tillsynsbegäran.docx
+++ b/tillsyn/A 50317-2024 tillsynsbegäran.docx
@@ -229,7 +229,7 @@
     <w:r>
       <w:tab/>
       <w:tab/>
-      <w:t>2025-03-07</w:t>
+      <w:t>2025-03-08</w:t>
       <w:br/>
       <w:br/>
     </w:r>

--- a/tillsyn/A 50317-2024 tillsynsbegäran.docx
+++ b/tillsyn/A 50317-2024 tillsynsbegäran.docx
@@ -229,7 +229,7 @@
     <w:r>
       <w:tab/>
       <w:tab/>
-      <w:t>2025-03-08</w:t>
+      <w:t>2025-03-09</w:t>
       <w:br/>
       <w:br/>
     </w:r>

--- a/tillsyn/A 50317-2024 tillsynsbegäran.docx
+++ b/tillsyn/A 50317-2024 tillsynsbegäran.docx
@@ -229,7 +229,7 @@
     <w:r>
       <w:tab/>
       <w:tab/>
-      <w:t>2025-03-09</w:t>
+      <w:t>2025-03-10</w:t>
       <w:br/>
       <w:br/>
     </w:r>

--- a/tillsyn/A 50317-2024 tillsynsbegäran.docx
+++ b/tillsyn/A 50317-2024 tillsynsbegäran.docx
@@ -229,7 +229,7 @@
     <w:r>
       <w:tab/>
       <w:tab/>
-      <w:t>2025-03-10</w:t>
+      <w:t>2025-03-11</w:t>
       <w:br/>
       <w:br/>
     </w:r>

--- a/tillsyn/A 50317-2024 tillsynsbegäran.docx
+++ b/tillsyn/A 50317-2024 tillsynsbegäran.docx
@@ -229,7 +229,7 @@
     <w:r>
       <w:tab/>
       <w:tab/>
-      <w:t>2025-03-11</w:t>
+      <w:t>2025-03-12</w:t>
       <w:br/>
       <w:br/>
     </w:r>

--- a/tillsyn/A 50317-2024 tillsynsbegäran.docx
+++ b/tillsyn/A 50317-2024 tillsynsbegäran.docx
@@ -229,7 +229,7 @@
     <w:r>
       <w:tab/>
       <w:tab/>
-      <w:t>2025-03-12</w:t>
+      <w:t>2025-03-13</w:t>
       <w:br/>
       <w:br/>
     </w:r>

--- a/tillsyn/A 50317-2024 tillsynsbegäran.docx
+++ b/tillsyn/A 50317-2024 tillsynsbegäran.docx
@@ -229,7 +229,7 @@
     <w:r>
       <w:tab/>
       <w:tab/>
-      <w:t>2025-03-13</w:t>
+      <w:t>2025-03-14</w:t>
       <w:br/>
       <w:br/>
     </w:r>

--- a/tillsyn/A 50317-2024 tillsynsbegäran.docx
+++ b/tillsyn/A 50317-2024 tillsynsbegäran.docx
@@ -229,7 +229,7 @@
     <w:r>
       <w:tab/>
       <w:tab/>
-      <w:t>2025-03-14</w:t>
+      <w:t>2025-03-15</w:t>
       <w:br/>
       <w:br/>
     </w:r>

--- a/tillsyn/A 50317-2024 tillsynsbegäran.docx
+++ b/tillsyn/A 50317-2024 tillsynsbegäran.docx
@@ -229,7 +229,7 @@
     <w:r>
       <w:tab/>
       <w:tab/>
-      <w:t>2025-03-15</w:t>
+      <w:t>2025-03-16</w:t>
       <w:br/>
       <w:br/>
     </w:r>

--- a/tillsyn/A 50317-2024 tillsynsbegäran.docx
+++ b/tillsyn/A 50317-2024 tillsynsbegäran.docx
@@ -229,7 +229,7 @@
     <w:r>
       <w:tab/>
       <w:tab/>
-      <w:t>2025-03-16</w:t>
+      <w:t>2025-03-17</w:t>
       <w:br/>
       <w:br/>
     </w:r>

--- a/tillsyn/A 50317-2024 tillsynsbegäran.docx
+++ b/tillsyn/A 50317-2024 tillsynsbegäran.docx
@@ -229,7 +229,7 @@
     <w:r>
       <w:tab/>
       <w:tab/>
-      <w:t>2025-03-17</w:t>
+      <w:t>2025-03-18</w:t>
       <w:br/>
       <w:br/>
     </w:r>

--- a/tillsyn/A 50317-2024 tillsynsbegäran.docx
+++ b/tillsyn/A 50317-2024 tillsynsbegäran.docx
@@ -229,7 +229,7 @@
     <w:r>
       <w:tab/>
       <w:tab/>
-      <w:t>2025-03-18</w:t>
+      <w:t>2025-03-19</w:t>
       <w:br/>
       <w:br/>
     </w:r>

--- a/tillsyn/A 50317-2024 tillsynsbegäran.docx
+++ b/tillsyn/A 50317-2024 tillsynsbegäran.docx
@@ -229,7 +229,7 @@
     <w:r>
       <w:tab/>
       <w:tab/>
-      <w:t>2025-03-19</w:t>
+      <w:t>2025-03-20</w:t>
       <w:br/>
       <w:br/>
     </w:r>

--- a/tillsyn/A 50317-2024 tillsynsbegäran.docx
+++ b/tillsyn/A 50317-2024 tillsynsbegäran.docx
@@ -229,7 +229,7 @@
     <w:r>
       <w:tab/>
       <w:tab/>
-      <w:t>2025-03-20</w:t>
+      <w:t>2025-03-21</w:t>
       <w:br/>
       <w:br/>
     </w:r>

--- a/tillsyn/A 50317-2024 tillsynsbegäran.docx
+++ b/tillsyn/A 50317-2024 tillsynsbegäran.docx
@@ -229,7 +229,7 @@
     <w:r>
       <w:tab/>
       <w:tab/>
-      <w:t>2025-03-21</w:t>
+      <w:t>2025-03-22</w:t>
       <w:br/>
       <w:br/>
     </w:r>

--- a/tillsyn/A 50317-2024 tillsynsbegäran.docx
+++ b/tillsyn/A 50317-2024 tillsynsbegäran.docx
@@ -229,7 +229,7 @@
     <w:r>
       <w:tab/>
       <w:tab/>
-      <w:t>2025-03-22</w:t>
+      <w:t>2025-03-23</w:t>
       <w:br/>
       <w:br/>
     </w:r>

--- a/tillsyn/A 50317-2024 tillsynsbegäran.docx
+++ b/tillsyn/A 50317-2024 tillsynsbegäran.docx
@@ -229,7 +229,7 @@
     <w:r>
       <w:tab/>
       <w:tab/>
-      <w:t>2025-03-23</w:t>
+      <w:t>2025-03-24</w:t>
       <w:br/>
       <w:br/>
     </w:r>

--- a/tillsyn/A 50317-2024 tillsynsbegäran.docx
+++ b/tillsyn/A 50317-2024 tillsynsbegäran.docx
@@ -229,7 +229,7 @@
     <w:r>
       <w:tab/>
       <w:tab/>
-      <w:t>2025-03-24</w:t>
+      <w:t>2025-03-25</w:t>
       <w:br/>
       <w:br/>
     </w:r>

--- a/tillsyn/A 50317-2024 tillsynsbegäran.docx
+++ b/tillsyn/A 50317-2024 tillsynsbegäran.docx
@@ -229,7 +229,7 @@
     <w:r>
       <w:tab/>
       <w:tab/>
-      <w:t>2025-03-25</w:t>
+      <w:t>2025-03-26</w:t>
       <w:br/>
       <w:br/>
     </w:r>

--- a/tillsyn/A 50317-2024 tillsynsbegäran.docx
+++ b/tillsyn/A 50317-2024 tillsynsbegäran.docx
@@ -229,7 +229,7 @@
     <w:r>
       <w:tab/>
       <w:tab/>
-      <w:t>2025-03-26</w:t>
+      <w:t>2025-03-27</w:t>
       <w:br/>
       <w:br/>
     </w:r>

--- a/tillsyn/A 50317-2024 tillsynsbegäran.docx
+++ b/tillsyn/A 50317-2024 tillsynsbegäran.docx
@@ -229,7 +229,7 @@
     <w:r>
       <w:tab/>
       <w:tab/>
-      <w:t>2025-03-27</w:t>
+      <w:t>2025-03-28</w:t>
       <w:br/>
       <w:br/>
     </w:r>

--- a/tillsyn/A 50317-2024 tillsynsbegäran.docx
+++ b/tillsyn/A 50317-2024 tillsynsbegäran.docx
@@ -229,7 +229,7 @@
     <w:r>
       <w:tab/>
       <w:tab/>
-      <w:t>2025-03-28</w:t>
+      <w:t>2025-03-29</w:t>
       <w:br/>
       <w:br/>
     </w:r>

--- a/tillsyn/A 50317-2024 tillsynsbegäran.docx
+++ b/tillsyn/A 50317-2024 tillsynsbegäran.docx
@@ -229,7 +229,7 @@
     <w:r>
       <w:tab/>
       <w:tab/>
-      <w:t>2025-04-02</w:t>
+      <w:t>2025-04-03</w:t>
       <w:br/>
       <w:br/>
     </w:r>

--- a/tillsyn/A 50317-2024 tillsynsbegäran.docx
+++ b/tillsyn/A 50317-2024 tillsynsbegäran.docx
@@ -229,7 +229,7 @@
     <w:r>
       <w:tab/>
       <w:tab/>
-      <w:t>2025-04-03</w:t>
+      <w:t>2025-04-05</w:t>
       <w:br/>
       <w:br/>
     </w:r>

--- a/tillsyn/A 50317-2024 tillsynsbegäran.docx
+++ b/tillsyn/A 50317-2024 tillsynsbegäran.docx
@@ -229,7 +229,7 @@
     <w:r>
       <w:tab/>
       <w:tab/>
-      <w:t>2025-04-05</w:t>
+      <w:t>2025-04-06</w:t>
       <w:br/>
       <w:br/>
     </w:r>

--- a/tillsyn/A 50317-2024 tillsynsbegäran.docx
+++ b/tillsyn/A 50317-2024 tillsynsbegäran.docx
@@ -229,7 +229,7 @@
     <w:r>
       <w:tab/>
       <w:tab/>
-      <w:t>2025-04-06</w:t>
+      <w:t>2025-04-07</w:t>
       <w:br/>
       <w:br/>
     </w:r>

--- a/tillsyn/A 50317-2024 tillsynsbegäran.docx
+++ b/tillsyn/A 50317-2024 tillsynsbegäran.docx
@@ -229,7 +229,7 @@
     <w:r>
       <w:tab/>
       <w:tab/>
-      <w:t>2025-04-07</w:t>
+      <w:t>2025-04-08</w:t>
       <w:br/>
       <w:br/>
     </w:r>

--- a/tillsyn/A 50317-2024 tillsynsbegäran.docx
+++ b/tillsyn/A 50317-2024 tillsynsbegäran.docx
@@ -229,7 +229,7 @@
     <w:r>
       <w:tab/>
       <w:tab/>
-      <w:t>2025-04-08</w:t>
+      <w:t>2025-04-09</w:t>
       <w:br/>
       <w:br/>
     </w:r>

--- a/tillsyn/A 50317-2024 tillsynsbegäran.docx
+++ b/tillsyn/A 50317-2024 tillsynsbegäran.docx
@@ -229,7 +229,7 @@
     <w:r>
       <w:tab/>
       <w:tab/>
-      <w:t>2025-04-09</w:t>
+      <w:t>2025-04-10</w:t>
       <w:br/>
       <w:br/>
     </w:r>

--- a/tillsyn/A 50317-2024 tillsynsbegäran.docx
+++ b/tillsyn/A 50317-2024 tillsynsbegäran.docx
@@ -229,7 +229,7 @@
     <w:r>
       <w:tab/>
       <w:tab/>
-      <w:t>2025-04-10</w:t>
+      <w:t>2025-04-11</w:t>
       <w:br/>
       <w:br/>
     </w:r>

--- a/tillsyn/A 50317-2024 tillsynsbegäran.docx
+++ b/tillsyn/A 50317-2024 tillsynsbegäran.docx
@@ -229,7 +229,7 @@
     <w:r>
       <w:tab/>
       <w:tab/>
-      <w:t>2025-04-11</w:t>
+      <w:t>2025-04-12</w:t>
       <w:br/>
       <w:br/>
     </w:r>

--- a/tillsyn/A 50317-2024 tillsynsbegäran.docx
+++ b/tillsyn/A 50317-2024 tillsynsbegäran.docx
@@ -229,7 +229,7 @@
     <w:r>
       <w:tab/>
       <w:tab/>
-      <w:t>2025-04-12</w:t>
+      <w:t>2025-04-13</w:t>
       <w:br/>
       <w:br/>
     </w:r>

--- a/tillsyn/A 50317-2024 tillsynsbegäran.docx
+++ b/tillsyn/A 50317-2024 tillsynsbegäran.docx
@@ -229,7 +229,7 @@
     <w:r>
       <w:tab/>
       <w:tab/>
-      <w:t>2025-04-13</w:t>
+      <w:t>2025-04-14</w:t>
       <w:br/>
       <w:br/>
     </w:r>

--- a/tillsyn/A 50317-2024 tillsynsbegäran.docx
+++ b/tillsyn/A 50317-2024 tillsynsbegäran.docx
@@ -229,7 +229,7 @@
     <w:r>
       <w:tab/>
       <w:tab/>
-      <w:t>2025-04-14</w:t>
+      <w:t>2025-04-15</w:t>
       <w:br/>
       <w:br/>
     </w:r>

--- a/tillsyn/A 50317-2024 tillsynsbegäran.docx
+++ b/tillsyn/A 50317-2024 tillsynsbegäran.docx
@@ -229,7 +229,7 @@
     <w:r>
       <w:tab/>
       <w:tab/>
-      <w:t>2025-04-15</w:t>
+      <w:t>2025-04-16</w:t>
       <w:br/>
       <w:br/>
     </w:r>

--- a/tillsyn/A 50317-2024 tillsynsbegäran.docx
+++ b/tillsyn/A 50317-2024 tillsynsbegäran.docx
@@ -229,7 +229,7 @@
     <w:r>
       <w:tab/>
       <w:tab/>
-      <w:t>2025-04-16</w:t>
+      <w:t>2025-04-17</w:t>
       <w:br/>
       <w:br/>
     </w:r>

--- a/tillsyn/A 50317-2024 tillsynsbegäran.docx
+++ b/tillsyn/A 50317-2024 tillsynsbegäran.docx
@@ -229,7 +229,7 @@
     <w:r>
       <w:tab/>
       <w:tab/>
-      <w:t>2025-04-17</w:t>
+      <w:t>2025-04-18</w:t>
       <w:br/>
       <w:br/>
     </w:r>

--- a/tillsyn/A 50317-2024 tillsynsbegäran.docx
+++ b/tillsyn/A 50317-2024 tillsynsbegäran.docx
@@ -229,7 +229,7 @@
     <w:r>
       <w:tab/>
       <w:tab/>
-      <w:t>2025-04-18</w:t>
+      <w:t>2025-04-19</w:t>
       <w:br/>
       <w:br/>
     </w:r>

--- a/tillsyn/A 50317-2024 tillsynsbegäran.docx
+++ b/tillsyn/A 50317-2024 tillsynsbegäran.docx
@@ -240,7 +240,7 @@
     <w:r>
       <w:tab/>
       <w:tab/>
-      <w:t>2025-05-03</w:t>
+      <w:t>2025-05-04</w:t>
       <w:br/>
       <w:br/>
     </w:r>

--- a/tillsyn/A 50317-2024 tillsynsbegäran.docx
+++ b/tillsyn/A 50317-2024 tillsynsbegäran.docx
@@ -240,7 +240,7 @@
     <w:r>
       <w:tab/>
       <w:tab/>
-      <w:t>2025-05-04</w:t>
+      <w:t>2025-05-06</w:t>
       <w:br/>
       <w:br/>
     </w:r>

--- a/tillsyn/A 50317-2024 tillsynsbegäran.docx
+++ b/tillsyn/A 50317-2024 tillsynsbegäran.docx
@@ -240,7 +240,7 @@
     <w:r>
       <w:tab/>
       <w:tab/>
-      <w:t>2025-05-06</w:t>
+      <w:t>2025-05-07</w:t>
       <w:br/>
       <w:br/>
     </w:r>

--- a/tillsyn/A 50317-2024 tillsynsbegäran.docx
+++ b/tillsyn/A 50317-2024 tillsynsbegäran.docx
@@ -240,7 +240,7 @@
     <w:r>
       <w:tab/>
       <w:tab/>
-      <w:t>2025-05-07</w:t>
+      <w:t>2025-05-08</w:t>
       <w:br/>
       <w:br/>
     </w:r>

--- a/tillsyn/A 50317-2024 tillsynsbegäran.docx
+++ b/tillsyn/A 50317-2024 tillsynsbegäran.docx
@@ -240,7 +240,7 @@
     <w:r>
       <w:tab/>
       <w:tab/>
-      <w:t>2025-05-08</w:t>
+      <w:t>2025-05-09</w:t>
       <w:br/>
       <w:br/>
     </w:r>

--- a/tillsyn/A 50317-2024 tillsynsbegäran.docx
+++ b/tillsyn/A 50317-2024 tillsynsbegäran.docx
@@ -240,7 +240,7 @@
     <w:r>
       <w:tab/>
       <w:tab/>
-      <w:t>2025-05-09</w:t>
+      <w:t>2025-05-10</w:t>
       <w:br/>
       <w:br/>
     </w:r>

--- a/tillsyn/A 50317-2024 tillsynsbegäran.docx
+++ b/tillsyn/A 50317-2024 tillsynsbegäran.docx
@@ -240,7 +240,7 @@
     <w:r>
       <w:tab/>
       <w:tab/>
-      <w:t>2025-05-10</w:t>
+      <w:t>2025-05-11</w:t>
       <w:br/>
       <w:br/>
     </w:r>

--- a/tillsyn/A 50317-2024 tillsynsbegäran.docx
+++ b/tillsyn/A 50317-2024 tillsynsbegäran.docx
@@ -240,7 +240,7 @@
     <w:r>
       <w:tab/>
       <w:tab/>
-      <w:t>2025-05-11</w:t>
+      <w:t>2025-05-12</w:t>
       <w:br/>
       <w:br/>
     </w:r>

--- a/tillsyn/A 50317-2024 tillsynsbegäran.docx
+++ b/tillsyn/A 50317-2024 tillsynsbegäran.docx
@@ -240,7 +240,7 @@
     <w:r>
       <w:tab/>
       <w:tab/>
-      <w:t>2025-05-12</w:t>
+      <w:t>2025-05-13</w:t>
       <w:br/>
       <w:br/>
     </w:r>

--- a/tillsyn/A 50317-2024 tillsynsbegäran.docx
+++ b/tillsyn/A 50317-2024 tillsynsbegäran.docx
@@ -240,7 +240,7 @@
     <w:r>
       <w:tab/>
       <w:tab/>
-      <w:t>2025-05-13</w:t>
+      <w:t>2025-05-14</w:t>
       <w:br/>
       <w:br/>
     </w:r>

--- a/tillsyn/A 50317-2024 tillsynsbegäran.docx
+++ b/tillsyn/A 50317-2024 tillsynsbegäran.docx
@@ -240,7 +240,7 @@
     <w:r>
       <w:tab/>
       <w:tab/>
-      <w:t>2025-05-14</w:t>
+      <w:t>2025-05-15</w:t>
       <w:br/>
       <w:br/>
     </w:r>

--- a/tillsyn/A 50317-2024 tillsynsbegäran.docx
+++ b/tillsyn/A 50317-2024 tillsynsbegäran.docx
@@ -240,7 +240,7 @@
     <w:r>
       <w:tab/>
       <w:tab/>
-      <w:t>2025-05-15</w:t>
+      <w:t>2025-05-16</w:t>
       <w:br/>
       <w:br/>
     </w:r>

--- a/tillsyn/A 50317-2024 tillsynsbegäran.docx
+++ b/tillsyn/A 50317-2024 tillsynsbegäran.docx
@@ -240,7 +240,7 @@
     <w:r>
       <w:tab/>
       <w:tab/>
-      <w:t>2025-05-16</w:t>
+      <w:t>2025-05-17</w:t>
       <w:br/>
       <w:br/>
     </w:r>

--- a/tillsyn/A 50317-2024 tillsynsbegäran.docx
+++ b/tillsyn/A 50317-2024 tillsynsbegäran.docx
@@ -240,7 +240,7 @@
     <w:r>
       <w:tab/>
       <w:tab/>
-      <w:t>2025-05-17</w:t>
+      <w:t>2025-05-18</w:t>
       <w:br/>
       <w:br/>
     </w:r>

--- a/tillsyn/A 50317-2024 tillsynsbegäran.docx
+++ b/tillsyn/A 50317-2024 tillsynsbegäran.docx
@@ -240,7 +240,7 @@
     <w:r>
       <w:tab/>
       <w:tab/>
-      <w:t>2025-05-18</w:t>
+      <w:t>2025-05-19</w:t>
       <w:br/>
       <w:br/>
     </w:r>

--- a/tillsyn/A 50317-2024 tillsynsbegäran.docx
+++ b/tillsyn/A 50317-2024 tillsynsbegäran.docx
@@ -240,7 +240,7 @@
     <w:r>
       <w:tab/>
       <w:tab/>
-      <w:t>2025-05-19</w:t>
+      <w:t>2025-05-20</w:t>
       <w:br/>
       <w:br/>
     </w:r>

--- a/tillsyn/A 50317-2024 tillsynsbegäran.docx
+++ b/tillsyn/A 50317-2024 tillsynsbegäran.docx
@@ -240,7 +240,7 @@
     <w:r>
       <w:tab/>
       <w:tab/>
-      <w:t>2025-05-20</w:t>
+      <w:t>2025-05-21</w:t>
       <w:br/>
       <w:br/>
     </w:r>

--- a/tillsyn/A 50317-2024 tillsynsbegäran.docx
+++ b/tillsyn/A 50317-2024 tillsynsbegäran.docx
@@ -240,7 +240,7 @@
     <w:r>
       <w:tab/>
       <w:tab/>
-      <w:t>2025-05-21</w:t>
+      <w:t>2025-05-22</w:t>
       <w:br/>
       <w:br/>
     </w:r>

--- a/tillsyn/A 50317-2024 tillsynsbegäran.docx
+++ b/tillsyn/A 50317-2024 tillsynsbegäran.docx
@@ -240,7 +240,7 @@
     <w:r>
       <w:tab/>
       <w:tab/>
-      <w:t>2025-05-22</w:t>
+      <w:t>2025-05-23</w:t>
       <w:br/>
       <w:br/>
     </w:r>

--- a/tillsyn/A 50317-2024 tillsynsbegäran.docx
+++ b/tillsyn/A 50317-2024 tillsynsbegäran.docx
@@ -240,7 +240,7 @@
     <w:r>
       <w:tab/>
       <w:tab/>
-      <w:t>2025-05-23</w:t>
+      <w:t>2025-05-24</w:t>
       <w:br/>
       <w:br/>
     </w:r>

--- a/tillsyn/A 50317-2024 tillsynsbegäran.docx
+++ b/tillsyn/A 50317-2024 tillsynsbegäran.docx
@@ -240,7 +240,7 @@
     <w:r>
       <w:tab/>
       <w:tab/>
-      <w:t>2025-05-24</w:t>
+      <w:t>2025-05-25</w:t>
       <w:br/>
       <w:br/>
     </w:r>

--- a/tillsyn/A 50317-2024 tillsynsbegäran.docx
+++ b/tillsyn/A 50317-2024 tillsynsbegäran.docx
@@ -240,7 +240,7 @@
     <w:r>
       <w:tab/>
       <w:tab/>
-      <w:t>2025-05-25</w:t>
+      <w:t>2025-05-26</w:t>
       <w:br/>
       <w:br/>
     </w:r>

--- a/tillsyn/A 50317-2024 tillsynsbegäran.docx
+++ b/tillsyn/A 50317-2024 tillsynsbegäran.docx
@@ -240,7 +240,7 @@
     <w:r>
       <w:tab/>
       <w:tab/>
-      <w:t>2025-05-26</w:t>
+      <w:t>2025-05-27</w:t>
       <w:br/>
       <w:br/>
     </w:r>

--- a/tillsyn/A 50317-2024 tillsynsbegäran.docx
+++ b/tillsyn/A 50317-2024 tillsynsbegäran.docx
@@ -240,7 +240,7 @@
     <w:r>
       <w:tab/>
       <w:tab/>
-      <w:t>2025-05-27</w:t>
+      <w:t>2025-05-30</w:t>
       <w:br/>
       <w:br/>
     </w:r>

--- a/tillsyn/A 50317-2024 tillsynsbegäran.docx
+++ b/tillsyn/A 50317-2024 tillsynsbegäran.docx
@@ -240,7 +240,7 @@
     <w:r>
       <w:tab/>
       <w:tab/>
-      <w:t>2025-05-30</w:t>
+      <w:t>2025-06-01</w:t>
       <w:br/>
       <w:br/>
     </w:r>

--- a/tillsyn/A 50317-2024 tillsynsbegäran.docx
+++ b/tillsyn/A 50317-2024 tillsynsbegäran.docx
@@ -240,7 +240,7 @@
     <w:r>
       <w:tab/>
       <w:tab/>
-      <w:t>2025-06-01</w:t>
+      <w:t>2025-06-02</w:t>
       <w:br/>
       <w:br/>
     </w:r>

--- a/tillsyn/A 50317-2024 tillsynsbegäran.docx
+++ b/tillsyn/A 50317-2024 tillsynsbegäran.docx
@@ -240,7 +240,7 @@
     <w:r>
       <w:tab/>
       <w:tab/>
-      <w:t>2025-06-02</w:t>
+      <w:t>2025-06-03</w:t>
       <w:br/>
       <w:br/>
     </w:r>

--- a/tillsyn/A 50317-2024 tillsynsbegäran.docx
+++ b/tillsyn/A 50317-2024 tillsynsbegäran.docx
@@ -240,7 +240,7 @@
     <w:r>
       <w:tab/>
       <w:tab/>
-      <w:t>2025-06-03</w:t>
+      <w:t>2025-06-04</w:t>
       <w:br/>
       <w:br/>
     </w:r>

--- a/tillsyn/A 50317-2024 tillsynsbegäran.docx
+++ b/tillsyn/A 50317-2024 tillsynsbegäran.docx
@@ -240,7 +240,7 @@
     <w:r>
       <w:tab/>
       <w:tab/>
-      <w:t>2025-06-04</w:t>
+      <w:t>2025-06-05</w:t>
       <w:br/>
       <w:br/>
     </w:r>

--- a/tillsyn/A 50317-2024 tillsynsbegäran.docx
+++ b/tillsyn/A 50317-2024 tillsynsbegäran.docx
@@ -240,7 +240,7 @@
     <w:r>
       <w:tab/>
       <w:tab/>
-      <w:t>2025-06-13</w:t>
+      <w:t>2025-06-15</w:t>
       <w:br/>
       <w:br/>
     </w:r>

--- a/tillsyn/A 50317-2024 tillsynsbegäran.docx
+++ b/tillsyn/A 50317-2024 tillsynsbegäran.docx
@@ -240,7 +240,7 @@
     <w:r>
       <w:tab/>
       <w:tab/>
-      <w:t>2025-06-15</w:t>
+      <w:t>2025-06-16</w:t>
       <w:br/>
       <w:br/>
     </w:r>

--- a/tillsyn/A 50317-2024 tillsynsbegäran.docx
+++ b/tillsyn/A 50317-2024 tillsynsbegäran.docx
@@ -240,7 +240,7 @@
     <w:r>
       <w:tab/>
       <w:tab/>
-      <w:t>2025-06-16</w:t>
+      <w:t>2025-06-17</w:t>
       <w:br/>
       <w:br/>
     </w:r>

--- a/tillsyn/A 50317-2024 tillsynsbegäran.docx
+++ b/tillsyn/A 50317-2024 tillsynsbegäran.docx
@@ -240,7 +240,7 @@
     <w:r>
       <w:tab/>
       <w:tab/>
-      <w:t>2025-06-17</w:t>
+      <w:t>2025-06-18</w:t>
       <w:br/>
       <w:br/>
     </w:r>

--- a/tillsyn/A 50317-2024 tillsynsbegäran.docx
+++ b/tillsyn/A 50317-2024 tillsynsbegäran.docx
@@ -240,7 +240,7 @@
     <w:r>
       <w:tab/>
       <w:tab/>
-      <w:t>2025-06-18</w:t>
+      <w:t>2025-06-19</w:t>
       <w:br/>
       <w:br/>
     </w:r>

--- a/tillsyn/A 50317-2024 tillsynsbegäran.docx
+++ b/tillsyn/A 50317-2024 tillsynsbegäran.docx
@@ -240,7 +240,7 @@
     <w:r>
       <w:tab/>
       <w:tab/>
-      <w:t>2025-06-19</w:t>
+      <w:t>2025-06-20</w:t>
       <w:br/>
       <w:br/>
     </w:r>

--- a/tillsyn/A 50317-2024 tillsynsbegäran.docx
+++ b/tillsyn/A 50317-2024 tillsynsbegäran.docx
@@ -240,7 +240,7 @@
     <w:r>
       <w:tab/>
       <w:tab/>
-      <w:t>2025-06-20</w:t>
+      <w:t>2025-06-21</w:t>
       <w:br/>
       <w:br/>
     </w:r>

--- a/tillsyn/A 50317-2024 tillsynsbegäran.docx
+++ b/tillsyn/A 50317-2024 tillsynsbegäran.docx
@@ -240,7 +240,7 @@
     <w:r>
       <w:tab/>
       <w:tab/>
-      <w:t>2025-06-21</w:t>
+      <w:t>2025-06-22</w:t>
       <w:br/>
       <w:br/>
     </w:r>

--- a/tillsyn/A 50317-2024 tillsynsbegäran.docx
+++ b/tillsyn/A 50317-2024 tillsynsbegäran.docx
@@ -240,7 +240,7 @@
     <w:r>
       <w:tab/>
       <w:tab/>
-      <w:t>2025-06-22</w:t>
+      <w:t>2025-06-23</w:t>
       <w:br/>
       <w:br/>
     </w:r>

--- a/tillsyn/A 50317-2024 tillsynsbegäran.docx
+++ b/tillsyn/A 50317-2024 tillsynsbegäran.docx
@@ -240,7 +240,7 @@
     <w:r>
       <w:tab/>
       <w:tab/>
-      <w:t>2025-06-23</w:t>
+      <w:t>2025-06-24</w:t>
       <w:br/>
       <w:br/>
     </w:r>

--- a/tillsyn/A 50317-2024 tillsynsbegäran.docx
+++ b/tillsyn/A 50317-2024 tillsynsbegäran.docx
@@ -240,7 +240,7 @@
     <w:r>
       <w:tab/>
       <w:tab/>
-      <w:t>2025-06-24</w:t>
+      <w:t>2025-06-25</w:t>
       <w:br/>
       <w:br/>
     </w:r>

--- a/tillsyn/A 50317-2024 tillsynsbegäran.docx
+++ b/tillsyn/A 50317-2024 tillsynsbegäran.docx
@@ -240,7 +240,7 @@
     <w:r>
       <w:tab/>
       <w:tab/>
-      <w:t>2025-06-25</w:t>
+      <w:t>2025-06-26</w:t>
       <w:br/>
       <w:br/>
     </w:r>

--- a/tillsyn/A 50317-2024 tillsynsbegäran.docx
+++ b/tillsyn/A 50317-2024 tillsynsbegäran.docx
@@ -240,7 +240,7 @@
     <w:r>
       <w:tab/>
       <w:tab/>
-      <w:t>2025-06-26</w:t>
+      <w:t>2025-06-27</w:t>
       <w:br/>
       <w:br/>
     </w:r>

--- a/tillsyn/A 50317-2024 tillsynsbegäran.docx
+++ b/tillsyn/A 50317-2024 tillsynsbegäran.docx
@@ -240,7 +240,7 @@
     <w:r>
       <w:tab/>
       <w:tab/>
-      <w:t>2025-06-27</w:t>
+      <w:t>2025-06-28</w:t>
       <w:br/>
       <w:br/>
     </w:r>

--- a/tillsyn/A 50317-2024 tillsynsbegäran.docx
+++ b/tillsyn/A 50317-2024 tillsynsbegäran.docx
@@ -240,7 +240,7 @@
     <w:r>
       <w:tab/>
       <w:tab/>
-      <w:t>2025-06-28</w:t>
+      <w:t>2025-06-29</w:t>
       <w:br/>
       <w:br/>
     </w:r>

--- a/tillsyn/A 50317-2024 tillsynsbegäran.docx
+++ b/tillsyn/A 50317-2024 tillsynsbegäran.docx
@@ -240,7 +240,7 @@
     <w:r>
       <w:tab/>
       <w:tab/>
-      <w:t>2025-06-29</w:t>
+      <w:t>2025-06-30</w:t>
       <w:br/>
       <w:br/>
     </w:r>

--- a/tillsyn/A 50317-2024 tillsynsbegäran.docx
+++ b/tillsyn/A 50317-2024 tillsynsbegäran.docx
@@ -240,7 +240,7 @@
     <w:r>
       <w:tab/>
       <w:tab/>
-      <w:t>2025-06-30</w:t>
+      <w:t>2025-07-01</w:t>
       <w:br/>
       <w:br/>
     </w:r>

--- a/tillsyn/A 50317-2024 tillsynsbegäran.docx
+++ b/tillsyn/A 50317-2024 tillsynsbegäran.docx
@@ -240,7 +240,7 @@
     <w:r>
       <w:tab/>
       <w:tab/>
-      <w:t>2025-07-01</w:t>
+      <w:t>2025-07-02</w:t>
       <w:br/>
       <w:br/>
     </w:r>

--- a/tillsyn/A 50317-2024 tillsynsbegäran.docx
+++ b/tillsyn/A 50317-2024 tillsynsbegäran.docx
@@ -240,7 +240,7 @@
     <w:r>
       <w:tab/>
       <w:tab/>
-      <w:t>2025-07-02</w:t>
+      <w:t>2025-07-03</w:t>
       <w:br/>
       <w:br/>
     </w:r>

--- a/tillsyn/A 50317-2024 tillsynsbegäran.docx
+++ b/tillsyn/A 50317-2024 tillsynsbegäran.docx
@@ -240,7 +240,7 @@
     <w:r>
       <w:tab/>
       <w:tab/>
-      <w:t>2025-07-03</w:t>
+      <w:t>2025-07-04</w:t>
       <w:br/>
       <w:br/>
     </w:r>

--- a/tillsyn/A 50317-2024 tillsynsbegäran.docx
+++ b/tillsyn/A 50317-2024 tillsynsbegäran.docx
@@ -240,7 +240,7 @@
     <w:r>
       <w:tab/>
       <w:tab/>
-      <w:t>2025-07-04</w:t>
+      <w:t>2025-07-05</w:t>
       <w:br/>
       <w:br/>
     </w:r>

--- a/tillsyn/A 50317-2024 tillsynsbegäran.docx
+++ b/tillsyn/A 50317-2024 tillsynsbegäran.docx
@@ -240,7 +240,7 @@
     <w:r>
       <w:tab/>
       <w:tab/>
-      <w:t>2025-07-05</w:t>
+      <w:t>2025-07-06</w:t>
       <w:br/>
       <w:br/>
     </w:r>

--- a/tillsyn/A 50317-2024 tillsynsbegäran.docx
+++ b/tillsyn/A 50317-2024 tillsynsbegäran.docx
@@ -240,7 +240,7 @@
     <w:r>
       <w:tab/>
       <w:tab/>
-      <w:t>2025-07-06</w:t>
+      <w:t>2025-07-07</w:t>
       <w:br/>
       <w:br/>
     </w:r>

--- a/tillsyn/A 50317-2024 tillsynsbegäran.docx
+++ b/tillsyn/A 50317-2024 tillsynsbegäran.docx
@@ -240,7 +240,7 @@
     <w:r>
       <w:tab/>
       <w:tab/>
-      <w:t>2025-07-07</w:t>
+      <w:t>2025-07-08</w:t>
       <w:br/>
       <w:br/>
     </w:r>

--- a/tillsyn/A 50317-2024 tillsynsbegäran.docx
+++ b/tillsyn/A 50317-2024 tillsynsbegäran.docx
@@ -240,7 +240,7 @@
     <w:r>
       <w:tab/>
       <w:tab/>
-      <w:t>2025-07-08</w:t>
+      <w:t>2025-07-09</w:t>
       <w:br/>
       <w:br/>
     </w:r>

--- a/tillsyn/A 50317-2024 tillsynsbegäran.docx
+++ b/tillsyn/A 50317-2024 tillsynsbegäran.docx
@@ -240,7 +240,7 @@
     <w:r>
       <w:tab/>
       <w:tab/>
-      <w:t>2025-07-09</w:t>
+      <w:t>2025-07-11</w:t>
       <w:br/>
       <w:br/>
     </w:r>

--- a/tillsyn/A 50317-2024 tillsynsbegäran.docx
+++ b/tillsyn/A 50317-2024 tillsynsbegäran.docx
@@ -240,7 +240,7 @@
     <w:r>
       <w:tab/>
       <w:tab/>
-      <w:t>2025-07-11</w:t>
+      <w:t>2025-07-12</w:t>
       <w:br/>
       <w:br/>
     </w:r>

--- a/tillsyn/A 50317-2024 tillsynsbegäran.docx
+++ b/tillsyn/A 50317-2024 tillsynsbegäran.docx
@@ -240,7 +240,7 @@
     <w:r>
       <w:tab/>
       <w:tab/>
-      <w:t>2025-07-12</w:t>
+      <w:t>2025-07-13</w:t>
       <w:br/>
       <w:br/>
     </w:r>

--- a/tillsyn/A 50317-2024 tillsynsbegäran.docx
+++ b/tillsyn/A 50317-2024 tillsynsbegäran.docx
@@ -240,7 +240,7 @@
     <w:r>
       <w:tab/>
       <w:tab/>
-      <w:t>2025-07-13</w:t>
+      <w:t>2025-07-14</w:t>
       <w:br/>
       <w:br/>
     </w:r>

--- a/tillsyn/A 50317-2024 tillsynsbegäran.docx
+++ b/tillsyn/A 50317-2024 tillsynsbegäran.docx
@@ -240,7 +240,7 @@
     <w:r>
       <w:tab/>
       <w:tab/>
-      <w:t>2025-08-06</w:t>
+      <w:t>2025-08-09</w:t>
       <w:br/>
       <w:br/>
     </w:r>
